--- a/en/scientists/CV/Word/Genceli_Mehdi_CV_EN.docx
+++ b/en/scientists/CV/Word/Genceli_Mehdi_CV_EN.docx
@@ -439,7 +439,7 @@
           <w:sz w:val="21"/>
           <w:szCs w:val="21"/>
         </w:rPr>
-        <w:t>Mehdi Genceli is on the faculty of the Department of Turkish Language and Literature at the Institute of Turkic Studies of Marmara University in Istanbul. The CV heading gives the rank Doç. Dr., and the appointment line from 4 January 2012 describes him as yardımcı doçent. He received a doctorate at the same institute in 2002–2008 on the life, art, and works of the Azerbaijani poet Muhammad Hadi, supervised by Doç. Dr. Muhammet Gür, after a master’s degree there in 1999–2002 and a bachelor’s degree in Turkish language and literature at Marmara University in 1993–1999. He has been deputy director of the institute since 1 January 2018.</w:t>
+        <w:t>Mehdi Genceli is on the faculty of the Department of Turkish Language and Literature at the Institute of Turkic Studies of Marmara University in Istanbul. Rank: Doç. Dr.; appointed yardımcı doçent from 4 January 2012. He received a doctorate at the same institute in 2002–2008 on the life, art, and works of the Azerbaijani poet Muhammad Hadi, supervised by Doç. Dr. Muhammet Gür, after a master’s degree there in 1999–2002 and a bachelor’s degree in Turkish language and literature at Marmara University in 1993–1999. He has been deputy director of the institute since 1 January 2018.</w:t>
       </w:r>
     </w:p>
     <w:p>
